--- a/swh/docx/01.content.docx
+++ b/swh/docx/01.content.docx
@@ -19,7 +19,7 @@
         <w:rPr>
           <w:lang w:val="sw_KE" w:bidi="sw_KE"/>
         </w:rPr>
-        <w:t>Resource: Maelezo ya Masomo - Machapisho ya Vitabu (Tyndale)</w:t>
+        <w:t>Resource: Tyndale Open Study Notes</w:t>
       </w:r>
       <w:r>
         <w:rPr>
@@ -112,7 +112,7 @@
         <w:rPr>
           <w:lang w:val="sw_KE" w:bidi="sw_KE"/>
         </w:rPr>
-        <w:t>Maelezo ya Masomo - Machapisho ya Vitabu (Tyndale)</w:t>
+        <w:t>Tyndale Open Study Notes</w:t>
       </w:r>
     </w:p>
     <w:p>

--- a/swh/docx/01.content.docx
+++ b/swh/docx/01.content.docx
@@ -19,7 +19,7 @@
         <w:rPr>
           <w:lang w:val="sw_KE" w:bidi="sw_KE"/>
         </w:rPr>
-        <w:t>Resource: Tyndale Open Study Notes</w:t>
+        <w:t>Resource: Aquifer Open Study Notes (Book Intros)</w:t>
       </w:r>
       <w:r>
         <w:rPr>
@@ -112,7 +112,7 @@
         <w:rPr>
           <w:lang w:val="sw_KE" w:bidi="sw_KE"/>
         </w:rPr>
-        <w:t>Tyndale Open Study Notes</w:t>
+        <w:t>Aquifer Open Study Notes (Book Intros)</w:t>
       </w:r>
     </w:p>
     <w:p>

--- a/swh/docx/01.content.docx
+++ b/swh/docx/01.content.docx
@@ -272,18 +272,12 @@
         </w:rPr>
         <w:t xml:space="preserve">Wakati walipokuwa watumwa huko Misri, Waisraeli walikuwa wamechukua mawazo na desturi nyingi za kipagani kutoka kwa mabwana wao wa Misri (tazama </w:t>
       </w:r>
-      <w:hyperlink r:id="rId13">
-        <w:r>
-          <w:rPr>
-            <w:lang w:val="sw_KE" w:bidi="sw_KE"/>
-          </w:rPr>
-          <w:rPr>
-            <w:color w:val="0000EE"/>
-            <w:u w:val="single"/>
-          </w:rPr>
-          <w:t>Kut 32:1–4</w:t>
-        </w:r>
-      </w:hyperlink>
+      <w:r>
+        <w:rPr>
+          <w:lang w:val="sw_KE" w:bidi="sw_KE"/>
+        </w:rPr>
+        <w:t>Kut 32:1–4</w:t>
+      </w:r>
       <w:r>
         <w:rPr>
           <w:lang w:val="sw_KE" w:bidi="sw_KE"/>
@@ -370,36 +364,24 @@
         </w:rPr>
         <w:t>Sehemu ya kwanza (</w:t>
       </w:r>
-      <w:hyperlink r:id="rId14">
-        <w:r>
-          <w:rPr>
-            <w:lang w:val="sw_KE" w:bidi="sw_KE"/>
-          </w:rPr>
-          <w:rPr>
-            <w:color w:val="0000EE"/>
-            <w:u w:val="single"/>
-          </w:rPr>
-          <w:t>1:1–2:3</w:t>
-        </w:r>
-      </w:hyperlink>
+      <w:r>
+        <w:rPr>
+          <w:lang w:val="sw_KE" w:bidi="sw_KE"/>
+        </w:rPr>
+        <w:t>1:1–2:3</w:t>
+      </w:r>
       <w:r>
         <w:rPr>
           <w:lang w:val="sw_KE" w:bidi="sw_KE"/>
         </w:rPr>
         <w:t>) haina kichwa cha toledoth—ni simulizi la uumbaji “hapo mwanzo” (</w:t>
       </w:r>
-      <w:hyperlink r:id="rId15">
-        <w:r>
-          <w:rPr>
-            <w:lang w:val="sw_KE" w:bidi="sw_KE"/>
-          </w:rPr>
-          <w:rPr>
-            <w:color w:val="0000EE"/>
-            <w:u w:val="single"/>
-          </w:rPr>
-          <w:t>1:1</w:t>
-        </w:r>
-      </w:hyperlink>
+      <w:r>
+        <w:rPr>
+          <w:lang w:val="sw_KE" w:bidi="sw_KE"/>
+        </w:rPr>
+        <w:t>1:1</w:t>
+      </w:r>
       <w:r>
         <w:rPr>
           <w:lang w:val="sw_KE" w:bidi="sw_KE"/>
@@ -420,90 +402,60 @@
         </w:rPr>
         <w:t>Sehemu inayofuata (</w:t>
       </w:r>
-      <w:hyperlink r:id="rId16">
-        <w:r>
-          <w:rPr>
-            <w:lang w:val="sw_KE" w:bidi="sw_KE"/>
-          </w:rPr>
-          <w:rPr>
-            <w:color w:val="0000EE"/>
-            <w:u w:val="single"/>
-          </w:rPr>
-          <w:t>2:4–4:26</w:t>
-        </w:r>
-      </w:hyperlink>
+      <w:r>
+        <w:rPr>
+          <w:lang w:val="sw_KE" w:bidi="sw_KE"/>
+        </w:rPr>
+        <w:t>2:4–4:26</w:t>
+      </w:r>
       <w:r>
         <w:rPr>
           <w:lang w:val="sw_KE" w:bidi="sw_KE"/>
         </w:rPr>
         <w:t>) inazingatia uumbaji wa maisha ya binadamu (</w:t>
       </w:r>
-      <w:hyperlink r:id="rId17">
-        <w:r>
-          <w:rPr>
-            <w:lang w:val="sw_KE" w:bidi="sw_KE"/>
-          </w:rPr>
-          <w:rPr>
-            <w:color w:val="0000EE"/>
-            <w:u w:val="single"/>
-          </w:rPr>
-          <w:t>2:4–25</w:t>
-        </w:r>
-      </w:hyperlink>
+      <w:r>
+        <w:rPr>
+          <w:lang w:val="sw_KE" w:bidi="sw_KE"/>
+        </w:rPr>
+        <w:t>2:4–25</w:t>
+      </w:r>
       <w:r>
         <w:rPr>
           <w:lang w:val="sw_KE" w:bidi="sw_KE"/>
         </w:rPr>
         <w:t>) na kufuatilia kile kilichotokea kwa uumbaji wa Mungu kwa sababu ya dhambi ya Adamu na Hawa (</w:t>
       </w:r>
-      <w:hyperlink r:id="rId18">
-        <w:r>
-          <w:rPr>
-            <w:lang w:val="sw_KE" w:bidi="sw_KE"/>
-          </w:rPr>
-          <w:rPr>
-            <w:color w:val="0000EE"/>
-            <w:u w:val="single"/>
-          </w:rPr>
-          <w:t>3:1–13</w:t>
-        </w:r>
-      </w:hyperlink>
+      <w:r>
+        <w:rPr>
+          <w:lang w:val="sw_KE" w:bidi="sw_KE"/>
+        </w:rPr>
+        <w:t>3:1–13</w:t>
+      </w:r>
       <w:r>
         <w:rPr>
           <w:lang w:val="sw_KE" w:bidi="sw_KE"/>
         </w:rPr>
         <w:t>), laana juu ya dhambi yao (</w:t>
       </w:r>
-      <w:hyperlink r:id="rId19">
-        <w:r>
-          <w:rPr>
-            <w:lang w:val="sw_KE" w:bidi="sw_KE"/>
-          </w:rPr>
-          <w:rPr>
-            <w:color w:val="0000EE"/>
-            <w:u w:val="single"/>
-          </w:rPr>
-          <w:t>3:14–24</w:t>
-        </w:r>
-      </w:hyperlink>
+      <w:r>
+        <w:rPr>
+          <w:lang w:val="sw_KE" w:bidi="sw_KE"/>
+        </w:rPr>
+        <w:t>3:14–24</w:t>
+      </w:r>
       <w:r>
         <w:rPr>
           <w:lang w:val="sw_KE" w:bidi="sw_KE"/>
         </w:rPr>
         <w:t>), na kuenea kwa dhambi kwa kizazi chao (</w:t>
       </w:r>
-      <w:hyperlink r:id="rId20">
-        <w:r>
-          <w:rPr>
-            <w:lang w:val="sw_KE" w:bidi="sw_KE"/>
-          </w:rPr>
-          <w:rPr>
-            <w:color w:val="0000EE"/>
-            <w:u w:val="single"/>
-          </w:rPr>
-          <w:t>4:1–24</w:t>
-        </w:r>
-      </w:hyperlink>
+      <w:r>
+        <w:rPr>
+          <w:lang w:val="sw_KE" w:bidi="sw_KE"/>
+        </w:rPr>
+        <w:t>4:1–24</w:t>
+      </w:r>
       <w:r>
         <w:rPr>
           <w:lang w:val="sw_KE" w:bidi="sw_KE"/>
@@ -524,108 +476,72 @@
         </w:rPr>
         <w:t>Kujitenga na Mungu kulisababisha mwelekeo wa chini wa maisha ya binadamu (</w:t>
       </w:r>
-      <w:hyperlink r:id="rId21">
-        <w:r>
-          <w:rPr>
-            <w:lang w:val="sw_KE" w:bidi="sw_KE"/>
-          </w:rPr>
-          <w:rPr>
-            <w:color w:val="0000EE"/>
-            <w:u w:val="single"/>
-          </w:rPr>
-          <w:t>5:1–6:8</w:t>
-        </w:r>
-      </w:hyperlink>
+      <w:r>
+        <w:rPr>
+          <w:lang w:val="sw_KE" w:bidi="sw_KE"/>
+        </w:rPr>
+        <w:t>5:1–6:8</w:t>
+      </w:r>
       <w:r>
         <w:rPr>
           <w:lang w:val="sw_KE" w:bidi="sw_KE"/>
         </w:rPr>
         <w:t xml:space="preserve">). Ukoo wa </w:t>
       </w:r>
-      <w:hyperlink r:id="rId22">
-        <w:r>
-          <w:rPr>
-            <w:lang w:val="sw_KE" w:bidi="sw_KE"/>
-          </w:rPr>
-          <w:rPr>
-            <w:color w:val="0000EE"/>
-            <w:u w:val="single"/>
-          </w:rPr>
-          <w:t>5:1–32</w:t>
-        </w:r>
-      </w:hyperlink>
+      <w:r>
+        <w:rPr>
+          <w:lang w:val="sw_KE" w:bidi="sw_KE"/>
+        </w:rPr>
+        <w:t>5:1–32</w:t>
+      </w:r>
       <w:r>
         <w:rPr>
           <w:lang w:val="sw_KE" w:bidi="sw_KE"/>
         </w:rPr>
         <w:t xml:space="preserve"> unaanza kwa kukumbusha kwamba wanadamu waliumbwa kwa sura ya Mungu na walibarikiwa naye (</w:t>
       </w:r>
-      <w:hyperlink r:id="rId23">
-        <w:r>
-          <w:rPr>
-            <w:lang w:val="sw_KE" w:bidi="sw_KE"/>
-          </w:rPr>
-          <w:rPr>
-            <w:color w:val="0000EE"/>
-            <w:u w:val="single"/>
-          </w:rPr>
-          <w:t>5:1–2</w:t>
-        </w:r>
-      </w:hyperlink>
+      <w:r>
+        <w:rPr>
+          <w:lang w:val="sw_KE" w:bidi="sw_KE"/>
+        </w:rPr>
+        <w:t>5:1–2</w:t>
+      </w:r>
       <w:r>
         <w:rPr>
           <w:lang w:val="sw_KE" w:bidi="sw_KE"/>
         </w:rPr>
         <w:t xml:space="preserve">). Ukoo unapoendelea, kifo cha kila kizazi kinamkumbusha msomaji laana, huku Henoko akitoa mwangaza wa matumaini kwamba laana sio mwisho. Katika </w:t>
       </w:r>
-      <w:hyperlink r:id="rId24">
-        <w:r>
-          <w:rPr>
-            <w:lang w:val="sw_KE" w:bidi="sw_KE"/>
-          </w:rPr>
-          <w:rPr>
-            <w:color w:val="0000EE"/>
-            <w:u w:val="single"/>
-          </w:rPr>
-          <w:t>6:1–8</w:t>
-        </w:r>
-      </w:hyperlink>
+      <w:r>
+        <w:rPr>
+          <w:lang w:val="sw_KE" w:bidi="sw_KE"/>
+        </w:rPr>
+        <w:t>6:1–8</w:t>
+      </w:r>
       <w:r>
         <w:rPr>
           <w:lang w:val="sw_KE" w:bidi="sw_KE"/>
         </w:rPr>
         <w:t>, tunajifunza kwamba Mungu alijuta kuwaumba wanadamu na akaamua kuihukumu dunia. Hata hivyo, Nohu alipata kibali cha Mungu na akatoa chanzo cha matumaini (</w:t>
       </w:r>
-      <w:hyperlink r:id="rId25">
-        <w:r>
-          <w:rPr>
-            <w:lang w:val="sw_KE" w:bidi="sw_KE"/>
-          </w:rPr>
-          <w:rPr>
-            <w:color w:val="0000EE"/>
-            <w:u w:val="single"/>
-          </w:rPr>
-          <w:t>5:29</w:t>
-        </w:r>
-      </w:hyperlink>
+      <w:r>
+        <w:rPr>
+          <w:lang w:val="sw_KE" w:bidi="sw_KE"/>
+        </w:rPr>
+        <w:t>5:29</w:t>
+      </w:r>
       <w:r>
         <w:rPr>
           <w:lang w:val="sw_KE" w:bidi="sw_KE"/>
         </w:rPr>
         <w:t xml:space="preserve">; </w:t>
       </w:r>
-      <w:hyperlink r:id="rId26">
-        <w:r>
-          <w:rPr>
-            <w:lang w:val="sw_KE" w:bidi="sw_KE"/>
-          </w:rPr>
-          <w:rPr>
-            <w:color w:val="0000EE"/>
-            <w:u w:val="single"/>
-          </w:rPr>
-          <w:t>6:8</w:t>
-        </w:r>
-      </w:hyperlink>
+      <w:r>
+        <w:rPr>
+          <w:lang w:val="sw_KE" w:bidi="sw_KE"/>
+        </w:rPr>
+        <w:t>6:8</w:t>
+      </w:r>
       <w:r>
         <w:rPr>
           <w:lang w:val="sw_KE" w:bidi="sw_KE"/>
@@ -646,18 +562,12 @@
         </w:rPr>
         <w:t>Sehemu inayofuata (</w:t>
       </w:r>
-      <w:hyperlink r:id="rId27">
-        <w:r>
-          <w:rPr>
-            <w:lang w:val="sw_KE" w:bidi="sw_KE"/>
-          </w:rPr>
-          <w:rPr>
-            <w:color w:val="0000EE"/>
-            <w:u w:val="single"/>
-          </w:rPr>
-          <w:t>6:9–9:29</w:t>
-        </w:r>
-      </w:hyperlink>
+      <w:r>
+        <w:rPr>
+          <w:lang w:val="sw_KE" w:bidi="sw_KE"/>
+        </w:rPr>
+        <w:t>6:9–9:29</w:t>
+      </w:r>
       <w:r>
         <w:rPr>
           <w:lang w:val="sw_KE" w:bidi="sw_KE"/>
@@ -678,36 +588,24 @@
         </w:rPr>
         <w:t>Lakini idadi ya watu duniani ilipoongezeka na kuenea katika mataifa mbalimbali (</w:t>
       </w:r>
-      <w:hyperlink r:id="rId28">
-        <w:r>
-          <w:rPr>
-            <w:lang w:val="sw_KE" w:bidi="sw_KE"/>
-          </w:rPr>
-          <w:rPr>
-            <w:color w:val="0000EE"/>
-            <w:u w:val="single"/>
-          </w:rPr>
-          <w:t>10:1–11:9</w:t>
-        </w:r>
-      </w:hyperlink>
+      <w:r>
+        <w:rPr>
+          <w:lang w:val="sw_KE" w:bidi="sw_KE"/>
+        </w:rPr>
+        <w:t>10:1–11:9</w:t>
+      </w:r>
       <w:r>
         <w:rPr>
           <w:lang w:val="sw_KE" w:bidi="sw_KE"/>
         </w:rPr>
         <w:t>), watu walikuwa tena na nia ya kutotii. Kwa sababu ya uasi wao, Mungu aliwatawanya ili kuzuia uovu mkubwa zaidi (</w:t>
       </w:r>
-      <w:hyperlink r:id="rId29">
-        <w:r>
-          <w:rPr>
-            <w:lang w:val="sw_KE" w:bidi="sw_KE"/>
-          </w:rPr>
-          <w:rPr>
-            <w:color w:val="0000EE"/>
-            <w:u w:val="single"/>
-          </w:rPr>
-          <w:t>11:1–9</w:t>
-        </w:r>
-      </w:hyperlink>
+      <w:r>
+        <w:rPr>
+          <w:lang w:val="sw_KE" w:bidi="sw_KE"/>
+        </w:rPr>
+        <w:t>11:1–9</w:t>
+      </w:r>
       <w:r>
         <w:rPr>
           <w:lang w:val="sw_KE" w:bidi="sw_KE"/>
@@ -728,54 +626,36 @@
         </w:rPr>
         <w:t xml:space="preserve">Baada ya machafuko ya mataifa yaliyotawanyika, </w:t>
       </w:r>
-      <w:hyperlink r:id="rId30">
-        <w:r>
-          <w:rPr>
-            <w:lang w:val="sw_KE" w:bidi="sw_KE"/>
-          </w:rPr>
-          <w:rPr>
-            <w:color w:val="0000EE"/>
-            <w:u w:val="single"/>
-          </w:rPr>
-          <w:t>11:10–26</w:t>
-        </w:r>
-      </w:hyperlink>
+      <w:r>
+        <w:rPr>
+          <w:lang w:val="sw_KE" w:bidi="sw_KE"/>
+        </w:rPr>
+        <w:t>11:10–26</w:t>
+      </w:r>
       <w:r>
         <w:rPr>
           <w:lang w:val="sw_KE" w:bidi="sw_KE"/>
         </w:rPr>
         <w:t xml:space="preserve"> inaleta umakini kwa Abramu, ambaye kupitia kwake, Mungu alichagua kuleta baraka kwa wote. Sehemu iliyobaki ya kitabu (</w:t>
       </w:r>
-      <w:hyperlink r:id="rId31">
-        <w:r>
-          <w:rPr>
-            <w:lang w:val="sw_KE" w:bidi="sw_KE"/>
-          </w:rPr>
-          <w:rPr>
-            <w:color w:val="0000EE"/>
-            <w:u w:val="single"/>
-          </w:rPr>
-          <w:t>11:27–50:26</w:t>
-        </w:r>
-      </w:hyperlink>
+      <w:r>
+        <w:rPr>
+          <w:lang w:val="sw_KE" w:bidi="sw_KE"/>
+        </w:rPr>
+        <w:t>11:27–50:26</w:t>
+      </w:r>
       <w:r>
         <w:rPr>
           <w:lang w:val="sw_KE" w:bidi="sw_KE"/>
         </w:rPr>
         <w:t>) inasimulia baraka za Mungu kwa Abramu na kizazi chake. Mungu kwanza alifanya agano na Abramu (</w:t>
       </w:r>
-      <w:hyperlink r:id="rId32">
-        <w:r>
-          <w:rPr>
-            <w:lang w:val="sw_KE" w:bidi="sw_KE"/>
-          </w:rPr>
-          <w:rPr>
-            <w:color w:val="0000EE"/>
-            <w:u w:val="single"/>
-          </w:rPr>
-          <w:t>11:27–25:11</w:t>
-        </w:r>
-      </w:hyperlink>
+      <w:r>
+        <w:rPr>
+          <w:lang w:val="sw_KE" w:bidi="sw_KE"/>
+        </w:rPr>
+        <w:t>11:27–25:11</w:t>
+      </w:r>
       <w:r>
         <w:rPr>
           <w:lang w:val="sw_KE" w:bidi="sw_KE"/>
@@ -796,72 +676,48 @@
         </w:rPr>
         <w:t>Katika kujadili kila kizazi, Mwanzo hutoa maelezo mafupi ya familia ambazo si mababu wa Israeli kabla ya kuelekea kwenye ukoo wa Israeli. Kwa mfano, baada ya kuripoti kwa ufupi kilichotokea kwa Ishmaeli (</w:t>
       </w:r>
-      <w:hyperlink r:id="rId33">
-        <w:r>
-          <w:rPr>
-            <w:lang w:val="sw_KE" w:bidi="sw_KE"/>
-          </w:rPr>
-          <w:rPr>
-            <w:color w:val="0000EE"/>
-            <w:u w:val="single"/>
-          </w:rPr>
-          <w:t>25:12–18</w:t>
-        </w:r>
-      </w:hyperlink>
+      <w:r>
+        <w:rPr>
+          <w:lang w:val="sw_KE" w:bidi="sw_KE"/>
+        </w:rPr>
+        <w:t>25:12–18</w:t>
+      </w:r>
       <w:r>
         <w:rPr>
           <w:lang w:val="sw_KE" w:bidi="sw_KE"/>
         </w:rPr>
         <w:t>), Mwanzo inafuatilia kwa undani kilichotokea kwa Isaka na familia yake (</w:t>
       </w:r>
-      <w:hyperlink r:id="rId34">
-        <w:r>
-          <w:rPr>
-            <w:lang w:val="sw_KE" w:bidi="sw_KE"/>
-          </w:rPr>
-          <w:rPr>
-            <w:color w:val="0000EE"/>
-            <w:u w:val="single"/>
-          </w:rPr>
-          <w:t>25:19–35:29</w:t>
-        </w:r>
-      </w:hyperlink>
+      <w:r>
+        <w:rPr>
+          <w:lang w:val="sw_KE" w:bidi="sw_KE"/>
+        </w:rPr>
+        <w:t>25:19–35:29</w:t>
+      </w:r>
       <w:r>
         <w:rPr>
           <w:lang w:val="sw_KE" w:bidi="sw_KE"/>
         </w:rPr>
         <w:t>). Vivyo hivyo, ukoo wa Esau (Edomu) unashughulikiwa kwa ufupi (</w:t>
       </w:r>
-      <w:hyperlink r:id="rId35">
-        <w:r>
-          <w:rPr>
-            <w:lang w:val="sw_KE" w:bidi="sw_KE"/>
-          </w:rPr>
-          <w:rPr>
-            <w:color w:val="0000EE"/>
-            <w:u w:val="single"/>
-          </w:rPr>
-          <w:t>36:1–37:1</w:t>
-        </w:r>
-      </w:hyperlink>
+      <w:r>
+        <w:rPr>
+          <w:lang w:val="sw_KE" w:bidi="sw_KE"/>
+        </w:rPr>
+        <w:t>36:1–37:1</w:t>
+      </w:r>
       <w:r>
         <w:rPr>
           <w:lang w:val="sw_KE" w:bidi="sw_KE"/>
         </w:rPr>
         <w:t>) kabla ya sehemu ya mwisho ndefu, ambayo inahusu ukoo ulioteuliwa wa Yakobo mrithi (</w:t>
       </w:r>
-      <w:hyperlink r:id="rId36">
-        <w:r>
-          <w:rPr>
-            <w:lang w:val="sw_KE" w:bidi="sw_KE"/>
-          </w:rPr>
-          <w:rPr>
-            <w:color w:val="0000EE"/>
-            <w:u w:val="single"/>
-          </w:rPr>
-          <w:t>37:2–50:26</w:t>
-        </w:r>
-      </w:hyperlink>
+      <w:r>
+        <w:rPr>
+          <w:lang w:val="sw_KE" w:bidi="sw_KE"/>
+        </w:rPr>
+        <w:t>37:2–50:26</w:t>
+      </w:r>
       <w:r>
         <w:rPr>
           <w:lang w:val="sw_KE" w:bidi="sw_KE"/>
@@ -882,18 +738,12 @@
         </w:rPr>
         <w:t>Kwenye sehemu hii ya mwisho, Mwanzo inarekodi jinsi familia ya Yakobo inavyoishia Misri badala ya nchi ya Kanaani. Licha ya hali ya kusikitisha iliyosababisha wao kuwa Misri, Mungu bado alikuwa akifungua mpango wake kwa watu wa Israeli. Kitabu kinahitimishwa na ahadi ya Bwana kuja kuwaokoa watu wake kutoka Misri (</w:t>
       </w:r>
-      <w:hyperlink r:id="rId37">
-        <w:r>
-          <w:rPr>
-            <w:lang w:val="sw_KE" w:bidi="sw_KE"/>
-          </w:rPr>
-          <w:rPr>
-            <w:color w:val="0000EE"/>
-            <w:u w:val="single"/>
-          </w:rPr>
-          <w:t>50:24–26</w:t>
-        </w:r>
-      </w:hyperlink>
+      <w:r>
+        <w:rPr>
+          <w:lang w:val="sw_KE" w:bidi="sw_KE"/>
+        </w:rPr>
+        <w:t>50:24–26</w:t>
+      </w:r>
       <w:r>
         <w:rPr>
           <w:lang w:val="sw_KE" w:bidi="sw_KE"/>
@@ -952,18 +802,12 @@
         </w:rPr>
         <w:t>Maandiko na mapokeo yote yanahusisha Torati na Mose, hata hivyo. Mose alielimishwa katika hekima yote ya Wamisri (</w:t>
       </w:r>
-      <w:hyperlink r:id="rId38">
-        <w:r>
-          <w:rPr>
-            <w:lang w:val="sw_KE" w:bidi="sw_KE"/>
-          </w:rPr>
-          <w:rPr>
-            <w:color w:val="0000EE"/>
-            <w:u w:val="single"/>
-          </w:rPr>
-          <w:t>Matendo 7:22</w:t>
-        </w:r>
-      </w:hyperlink>
+      <w:r>
+        <w:rPr>
+          <w:lang w:val="sw_KE" w:bidi="sw_KE"/>
+        </w:rPr>
+        <w:t>Matendo 7:22</w:t>
+      </w:r>
       <w:r>
         <w:rPr>
           <w:lang w:val="sw_KE" w:bidi="sw_KE"/>
@@ -984,18 +828,12 @@
         </w:rPr>
         <w:t xml:space="preserve">Inawezekana kwamba Mose alihudumu kama chanzo kikuu cha nyenzo zilizonakiliwa katika Torati na kwamba marekebisho fulani ya uhariri yalifanywa baadaye (ikijumuisha rekodi ya kifo cha Mose, </w:t>
       </w:r>
-      <w:hyperlink r:id="rId39">
-        <w:r>
-          <w:rPr>
-            <w:lang w:val="sw_KE" w:bidi="sw_KE"/>
-          </w:rPr>
-          <w:rPr>
-            <w:color w:val="0000EE"/>
-            <w:u w:val="single"/>
-          </w:rPr>
-          <w:t>Kumb 34</w:t>
-        </w:r>
-      </w:hyperlink>
+      <w:r>
+        <w:rPr>
+          <w:lang w:val="sw_KE" w:bidi="sw_KE"/>
+        </w:rPr>
+        <w:t>Kumb 34</w:t>
+      </w:r>
       <w:r>
         <w:rPr>
           <w:lang w:val="sw_KE" w:bidi="sw_KE"/>
@@ -1041,18 +879,12 @@
         </w:rPr>
         <w:t xml:space="preserve">Mwanzo pia unajumuisha vifungu na maneno ambayo ni dhahiri ni maelezo ya baadaye ya wahariri. Sehemu zingine (kama orodha ya wafalme wa Edomu, </w:t>
       </w:r>
-      <w:hyperlink r:id="rId40">
-        <w:r>
-          <w:rPr>
-            <w:lang w:val="sw_KE" w:bidi="sw_KE"/>
-          </w:rPr>
-          <w:rPr>
-            <w:color w:val="0000EE"/>
-            <w:u w:val="single"/>
-          </w:rPr>
-          <w:t>36:31–43</w:t>
-        </w:r>
-      </w:hyperlink>
+      <w:r>
+        <w:rPr>
+          <w:lang w:val="sw_KE" w:bidi="sw_KE"/>
+        </w:rPr>
+        <w:t>36:31–43</w:t>
+      </w:r>
       <w:r>
         <w:rPr>
           <w:lang w:val="sw_KE" w:bidi="sw_KE"/>
@@ -1098,36 +930,24 @@
         </w:rPr>
         <w:t xml:space="preserve">Hadithi. Fasihi ya hadithi za kale inaeleza asili ya vitu kwa njia ya ishara kupitia matendo ya miungu na viumbe vya ajabu. Kwa watu wa kale, hadithi zilikuwa imani zilizofafanua maisha na uhalisia. Mifumo mizima ya shughuli za kidini iliundwa ili kuhakikisha kwamba nguvu za uzazi, maisha, na kifo zinaendelea mwaka baada ya mwaka. Baadhi ya taratibu hizi zilisababisha ukahaba wa kidini (tazama </w:t>
       </w:r>
-      <w:hyperlink r:id="rId41">
-        <w:r>
-          <w:rPr>
-            <w:lang w:val="sw_KE" w:bidi="sw_KE"/>
-          </w:rPr>
-          <w:rPr>
-            <w:color w:val="0000EE"/>
-            <w:u w:val="single"/>
-          </w:rPr>
-          <w:t>Mwa 38:15</w:t>
-        </w:r>
-      </w:hyperlink>
+      <w:r>
+        <w:rPr>
+          <w:lang w:val="sw_KE" w:bidi="sw_KE"/>
+        </w:rPr>
+        <w:t>Mwa 38:15</w:t>
+      </w:r>
       <w:r>
         <w:rPr>
           <w:lang w:val="sw_KE" w:bidi="sw_KE"/>
         </w:rPr>
         <w:t xml:space="preserve">, </w:t>
       </w:r>
-      <w:hyperlink r:id="rId42">
-        <w:r>
-          <w:rPr>
-            <w:lang w:val="sw_KE" w:bidi="sw_KE"/>
-          </w:rPr>
-          <w:rPr>
-            <w:color w:val="0000EE"/>
-            <w:u w:val="single"/>
-          </w:rPr>
-          <w:t>21–22</w:t>
-        </w:r>
-      </w:hyperlink>
+      <w:r>
+        <w:rPr>
+          <w:lang w:val="sw_KE" w:bidi="sw_KE"/>
+        </w:rPr>
+        <w:t>21–22</w:t>
+      </w:r>
       <w:r>
         <w:rPr>
           <w:lang w:val="sw_KE" w:bidi="sw_KE"/>
@@ -1202,18 +1022,12 @@
         </w:rPr>
         <w:t xml:space="preserve">Vipengele vya etiolojia kwa hakika vinapatikana katika Mwanzo, kwani kitabu hiki kinatoa msingi na mantiki ya karibu kila kitu ambacho Israeli ingefanya baadaye. Kwa mfano, simulizi la uumbaji la </w:t>
       </w:r>
-      <w:hyperlink r:id="rId43">
-        <w:r>
-          <w:rPr>
-            <w:lang w:val="sw_KE" w:bidi="sw_KE"/>
-          </w:rPr>
-          <w:rPr>
-            <w:color w:val="0000EE"/>
-            <w:u w:val="single"/>
-          </w:rPr>
-          <w:t>Mwanzo 2</w:t>
-        </w:r>
-      </w:hyperlink>
+      <w:r>
+        <w:rPr>
+          <w:lang w:val="sw_KE" w:bidi="sw_KE"/>
+        </w:rPr>
+        <w:t>Mwanzo 2</w:t>
+      </w:r>
       <w:r>
         <w:rPr>
           <w:lang w:val="sw_KE" w:bidi="sw_KE"/>
@@ -1357,54 +1171,36 @@
         </w:rPr>
         <w:t>Israeli inaweza kufuatilia ukoo wake hadi kwa baba wa ukoo Abrahamu na hatima yake kwa ahadi za Mungu (</w:t>
       </w:r>
-      <w:hyperlink r:id="rId44">
-        <w:r>
-          <w:rPr>
-            <w:lang w:val="sw_KE" w:bidi="sw_KE"/>
-          </w:rPr>
-          <w:rPr>
-            <w:color w:val="0000EE"/>
-            <w:u w:val="single"/>
-          </w:rPr>
-          <w:t>12:1–3</w:t>
-        </w:r>
-      </w:hyperlink>
+      <w:r>
+        <w:rPr>
+          <w:lang w:val="sw_KE" w:bidi="sw_KE"/>
+        </w:rPr>
+        <w:t>12:1–3</w:t>
+      </w:r>
       <w:r>
         <w:rPr>
           <w:lang w:val="sw_KE" w:bidi="sw_KE"/>
         </w:rPr>
         <w:t xml:space="preserve">; </w:t>
       </w:r>
-      <w:hyperlink r:id="rId45">
-        <w:r>
-          <w:rPr>
-            <w:lang w:val="sw_KE" w:bidi="sw_KE"/>
-          </w:rPr>
-          <w:rPr>
-            <w:color w:val="0000EE"/>
-            <w:u w:val="single"/>
-          </w:rPr>
-          <w:t>15:1–21</w:t>
-        </w:r>
-      </w:hyperlink>
+      <w:r>
+        <w:rPr>
+          <w:lang w:val="sw_KE" w:bidi="sw_KE"/>
+        </w:rPr>
+        <w:t>15:1–21</w:t>
+      </w:r>
       <w:r>
         <w:rPr>
           <w:lang w:val="sw_KE" w:bidi="sw_KE"/>
         </w:rPr>
         <w:t xml:space="preserve">; </w:t>
       </w:r>
-      <w:hyperlink r:id="rId46">
-        <w:r>
-          <w:rPr>
-            <w:lang w:val="sw_KE" w:bidi="sw_KE"/>
-          </w:rPr>
-          <w:rPr>
-            <w:color w:val="0000EE"/>
-            <w:u w:val="single"/>
-          </w:rPr>
-          <w:t>17:1–8</w:t>
-        </w:r>
-      </w:hyperlink>
+      <w:r>
+        <w:rPr>
+          <w:lang w:val="sw_KE" w:bidi="sw_KE"/>
+        </w:rPr>
+        <w:t>17:1–8</w:t>
+      </w:r>
       <w:r>
         <w:rPr>
           <w:lang w:val="sw_KE" w:bidi="sw_KE"/>
@@ -1453,18 +1249,12 @@
         </w:rPr>
         <w:t xml:space="preserve">Wema na Mabaya. Katika Mwanzo, kile ambacho ni kizuri kinabarikiwa na Mungu: Kinazalisha, kuimarisha, kuhifadhi, na kuendana na maisha. Kile ambacho ni kibaya kinalaaniwa: Kinasababisha maumivu, kinapotosha kutoka kwa kile kilicho kizuri, na kinazuia au kuharibu maisha. Mwanzo unafuatilia mapambano ya kudumu kati ya wema na mabaya ambayo yanaashiria jamii yetu ya kibinadamu iliyoanguka. Mungu ataleta mema makubwa zaidi, atajenga imani ya watu wake, na hatimaye kushinda uovu wote (linganisha </w:t>
       </w:r>
-      <w:hyperlink r:id="rId47">
-        <w:r>
-          <w:rPr>
-            <w:lang w:val="sw_KE" w:bidi="sw_KE"/>
-          </w:rPr>
-          <w:rPr>
-            <w:color w:val="0000EE"/>
-            <w:u w:val="single"/>
-          </w:rPr>
-          <w:t>Rum 8:28</w:t>
-        </w:r>
-      </w:hyperlink>
+      <w:r>
+        <w:rPr>
+          <w:lang w:val="sw_KE" w:bidi="sw_KE"/>
+        </w:rPr>
+        <w:t>Rum 8:28</w:t>
+      </w:r>
       <w:r>
         <w:rPr>
           <w:lang w:val="sw_KE" w:bidi="sw_KE"/>
@@ -1499,18 +1289,12 @@
         </w:rPr>
         <w:t>Utawala wa Mungu. Mwanzo ni utangulizi unaofaa kwa kuanzishwa kwa teokrasia, utawala wa Mungu juu ya viumbe vyote ambao ulipaswa kuanzishwa kupitia watu wake waliochaguliwa. Mwanzo unaweka ufunuo wa awali wa ukuu wa Mungu. Yeye ni Bwana wa ulimwengu ambaye atahamisha mbingu na dunia ili kutimiza mpango wake. Anatamani kuwabariki watu, lakini hatavumilia uasi na kutoamini. Ahadi zake ni kuu, na ana uwezo kamili wa kuzitimiza. Kushiriki katika mpango wake daima kumetaka imani, kwani bila imani haiwezekani kumpendeza (</w:t>
       </w:r>
-      <w:hyperlink r:id="rId48">
-        <w:r>
-          <w:rPr>
-            <w:lang w:val="sw_KE" w:bidi="sw_KE"/>
-          </w:rPr>
-          <w:rPr>
-            <w:color w:val="0000EE"/>
-            <w:u w:val="single"/>
-          </w:rPr>
-          <w:t>Ebr 11:6</w:t>
-        </w:r>
-      </w:hyperlink>
+      <w:r>
+        <w:rPr>
+          <w:lang w:val="sw_KE" w:bidi="sw_KE"/>
+        </w:rPr>
+        <w:t>Ebr 11:6</w:t>
+      </w:r>
       <w:r>
         <w:rPr>
           <w:lang w:val="sw_KE" w:bidi="sw_KE"/>
